--- a/docs/11_ProjectSetup/ChatbotBuilder_Project_Setup_Document.docx
+++ b/docs/11_ProjectSetup/ChatbotBuilder_Project_Setup_Document.docx
@@ -38,7 +38,7 @@
         <w:t xml:space="preserve"> </w:t>
       </w:r>
       <w:r>
-        <w:t>Team Byte Squad</w:t>
+        <w:t xml:space="preserve"> </w:t>
       </w:r>
     </w:p>
     <w:p>
@@ -56,68 +56,6 @@
     </w:p>
     <w:p>
       <w:pPr>
-        <w:pStyle w:val="ListParagraph"/>
-        <w:numPr>
-          <w:ilvl w:val="0"/>
-          <w:numId w:val="31"/>
-        </w:numPr>
-        <w:spacing w:after="0" w:line="276" w:lineRule="auto"/>
-      </w:pPr>
-      <w:r>
-        <w:t xml:space="preserve">Jordan </w:t>
-      </w:r>
-      <w:r>
-        <w:rPr>
-          <w:rFonts w:ascii="Aptos" w:eastAsia="Aptos" w:hAnsi="Aptos" w:cs="Aptos"/>
-        </w:rPr>
-        <w:t>Spector</w:t>
-      </w:r>
-    </w:p>
-    <w:p>
-      <w:pPr>
-        <w:pStyle w:val="ListParagraph"/>
-        <w:numPr>
-          <w:ilvl w:val="0"/>
-          <w:numId w:val="31"/>
-        </w:numPr>
-        <w:spacing w:after="0" w:line="276" w:lineRule="auto"/>
-      </w:pPr>
-      <w:r>
-        <w:t xml:space="preserve">Gio </w:t>
-      </w:r>
-      <w:r>
-        <w:rPr>
-          <w:rFonts w:ascii="Aptos" w:eastAsia="Aptos" w:hAnsi="Aptos" w:cs="Aptos"/>
-        </w:rPr>
-        <w:t>Mendoza</w:t>
-      </w:r>
-    </w:p>
-    <w:p>
-      <w:pPr>
-        <w:pStyle w:val="ListParagraph"/>
-        <w:numPr>
-          <w:ilvl w:val="0"/>
-          <w:numId w:val="31"/>
-        </w:numPr>
-        <w:spacing w:after="0" w:line="276" w:lineRule="auto"/>
-      </w:pPr>
-      <w:r>
-        <w:t>Milton</w:t>
-      </w:r>
-      <w:r>
-        <w:t xml:space="preserve"> </w:t>
-      </w:r>
-      <w:proofErr w:type="spellStart"/>
-      <w:r>
-        <w:rPr>
-          <w:rFonts w:ascii="Aptos" w:eastAsia="Aptos" w:hAnsi="Aptos" w:cs="Aptos"/>
-        </w:rPr>
-        <w:t>Mupfumira</w:t>
-      </w:r>
-      <w:proofErr w:type="spellEnd"/>
-    </w:p>
-    <w:p>
-      <w:pPr>
         <w:spacing w:after="0" w:line="276" w:lineRule="auto"/>
       </w:pPr>
       <w:r>
@@ -266,15 +204,7 @@
         <w:jc w:val="both"/>
       </w:pPr>
       <w:r>
-        <w:t>PostgreSQL (</w:t>
-      </w:r>
-      <w:proofErr w:type="spellStart"/>
-      <w:r>
-        <w:t>pgAdmin</w:t>
-      </w:r>
-      <w:proofErr w:type="spellEnd"/>
-      <w:r>
-        <w:t xml:space="preserve"> recommended) </w:t>
+        <w:t xml:space="preserve">PostgreSQL (pgAdmin recommended) </w:t>
       </w:r>
     </w:p>
     <w:p>
@@ -329,15 +259,7 @@
         <w:jc w:val="both"/>
       </w:pPr>
       <w:r>
-        <w:t>git clone &lt;your-repo-</w:t>
-      </w:r>
-      <w:proofErr w:type="spellStart"/>
-      <w:r>
-        <w:t>url</w:t>
-      </w:r>
-      <w:proofErr w:type="spellEnd"/>
-      <w:r>
-        <w:t>&gt;</w:t>
+        <w:t>git clone &lt;your-repo-url&gt;</w:t>
       </w:r>
     </w:p>
     <w:p>
@@ -428,7 +350,6 @@
         <w:jc w:val="both"/>
       </w:pPr>
       <w:r>
-        <w:lastRenderedPageBreak/>
         <w:t>3.3 Configure Database</w:t>
       </w:r>
     </w:p>
@@ -442,15 +363,7 @@
         <w:jc w:val="both"/>
       </w:pPr>
       <w:r>
-        <w:t xml:space="preserve">Open PostgreSQL / </w:t>
-      </w:r>
-      <w:proofErr w:type="spellStart"/>
-      <w:r>
-        <w:t>pgAdmin</w:t>
-      </w:r>
-      <w:proofErr w:type="spellEnd"/>
-      <w:r>
-        <w:t xml:space="preserve"> </w:t>
+        <w:t xml:space="preserve">Open PostgreSQL / pgAdmin </w:t>
       </w:r>
     </w:p>
     <w:p>
@@ -463,18 +376,8 @@
         <w:jc w:val="both"/>
       </w:pPr>
       <w:r>
-        <w:t xml:space="preserve">Create database: CREATE DATABASE </w:t>
-      </w:r>
-      <w:proofErr w:type="spellStart"/>
-      <w:proofErr w:type="gramStart"/>
-      <w:r>
-        <w:t>botbuilder</w:t>
-      </w:r>
-      <w:proofErr w:type="spellEnd"/>
-      <w:r>
-        <w:t>;</w:t>
-      </w:r>
-      <w:proofErr w:type="gramEnd"/>
+        <w:t>Create database: CREATE DATABASE botbuilder;</w:t>
+      </w:r>
     </w:p>
     <w:p>
       <w:pPr>
@@ -486,17 +389,7 @@
         <w:jc w:val="both"/>
       </w:pPr>
       <w:r>
-        <w:t xml:space="preserve">Update </w:t>
-      </w:r>
-      <w:proofErr w:type="spellStart"/>
-      <w:proofErr w:type="gramStart"/>
-      <w:r>
-        <w:t>application.properties</w:t>
-      </w:r>
-      <w:proofErr w:type="spellEnd"/>
-      <w:proofErr w:type="gramEnd"/>
-      <w:r>
-        <w:t xml:space="preserve">: </w:t>
+        <w:t xml:space="preserve">Update application.properties: </w:t>
       </w:r>
     </w:p>
     <w:p>
@@ -506,39 +399,16 @@
         <w:jc w:val="both"/>
       </w:pPr>
       <w:r>
+        <w:lastRenderedPageBreak/>
         <w:t>spring.datasource.url=jdbc:postgresql://localhost:5432/botbuilder</w:t>
       </w:r>
       <w:r>
         <w:br/>
-      </w:r>
-      <w:proofErr w:type="spellStart"/>
-      <w:r>
-        <w:t>spring.datasource.username</w:t>
-      </w:r>
-      <w:proofErr w:type="spellEnd"/>
-      <w:r>
-        <w:t>=</w:t>
-      </w:r>
-      <w:proofErr w:type="spellStart"/>
-      <w:r>
-        <w:t>postgres</w:t>
-      </w:r>
-      <w:proofErr w:type="spellEnd"/>
+        <w:t>spring.datasource.username=postgres</w:t>
+      </w:r>
       <w:r>
         <w:br/>
-      </w:r>
-      <w:proofErr w:type="spellStart"/>
-      <w:proofErr w:type="gramStart"/>
-      <w:r>
-        <w:t>spring.datasource</w:t>
-      </w:r>
-      <w:proofErr w:type="gramEnd"/>
-      <w:r>
-        <w:t>.password</w:t>
-      </w:r>
-      <w:proofErr w:type="spellEnd"/>
-      <w:r>
-        <w:t>=admin123</w:t>
+        <w:t>spring.datasource.password=admin123</w:t>
       </w:r>
       <w:r>
         <w:t xml:space="preserve"> </w:t>
@@ -569,13 +439,8 @@
         <w:jc w:val="both"/>
       </w:pPr>
       <w:r>
-        <w:t>OPENAI_API_KEY=</w:t>
-      </w:r>
-      <w:proofErr w:type="spellStart"/>
-      <w:r>
-        <w:t>your_api_key_here</w:t>
-      </w:r>
-      <w:proofErr w:type="spellEnd"/>
+        <w:t>OPENAI_API_KEY=your_api_key_here</w:t>
+      </w:r>
       <w:r>
         <w:t xml:space="preserve"> </w:t>
       </w:r>
@@ -689,17 +554,7 @@
         <w:jc w:val="both"/>
       </w:pPr>
       <w:r>
-        <w:t>-</w:t>
-      </w:r>
-      <w:proofErr w:type="spellStart"/>
-      <w:proofErr w:type="gramStart"/>
-      <w:r>
-        <w:t>Dspring.profiles.active</w:t>
-      </w:r>
-      <w:proofErr w:type="spellEnd"/>
-      <w:proofErr w:type="gramEnd"/>
-      <w:r>
-        <w:t>=dev</w:t>
+        <w:t>-Dspring.profiles.active=dev</w:t>
       </w:r>
     </w:p>
     <w:p>
@@ -725,17 +580,7 @@
         <w:jc w:val="both"/>
       </w:pPr>
       <w:r>
-        <w:t>-</w:t>
-      </w:r>
-      <w:proofErr w:type="spellStart"/>
-      <w:proofErr w:type="gramStart"/>
-      <w:r>
-        <w:t>Dspring.profiles.active</w:t>
-      </w:r>
-      <w:proofErr w:type="spellEnd"/>
-      <w:proofErr w:type="gramEnd"/>
-      <w:r>
-        <w:t>=test</w:t>
+        <w:t>-Dspring.profiles.active=test</w:t>
       </w:r>
     </w:p>
     <w:p>
@@ -761,17 +606,7 @@
         <w:jc w:val="both"/>
       </w:pPr>
       <w:r>
-        <w:t>-</w:t>
-      </w:r>
-      <w:proofErr w:type="spellStart"/>
-      <w:proofErr w:type="gramStart"/>
-      <w:r>
-        <w:t>Dspring.profiles.active</w:t>
-      </w:r>
-      <w:proofErr w:type="spellEnd"/>
-      <w:proofErr w:type="gramEnd"/>
-      <w:r>
-        <w:t>=prod</w:t>
+        <w:t>-Dspring.profiles.active=prod</w:t>
       </w:r>
     </w:p>
     <w:p>
@@ -905,7 +740,6 @@
         <w:jc w:val="both"/>
       </w:pPr>
       <w:r>
-        <w:lastRenderedPageBreak/>
         <w:t>http://localhost:8080</w:t>
       </w:r>
     </w:p>
@@ -919,15 +753,7 @@
         <w:jc w:val="both"/>
       </w:pPr>
       <w:r>
-        <w:t xml:space="preserve">Public chatbot link (after </w:t>
-      </w:r>
-      <w:proofErr w:type="gramStart"/>
-      <w:r>
-        <w:t>publish</w:t>
-      </w:r>
-      <w:proofErr w:type="gramEnd"/>
-      <w:r>
-        <w:t>):</w:t>
+        <w:t>Public chatbot link (after publish):</w:t>
       </w:r>
     </w:p>
     <w:p>
@@ -955,6 +781,7 @@
         <w:jc w:val="both"/>
       </w:pPr>
       <w:r>
+        <w:lastRenderedPageBreak/>
         <w:t>6. Git Workflow</w:t>
       </w:r>
     </w:p>
@@ -1045,27 +872,9 @@
         <w:spacing w:after="0" w:line="276" w:lineRule="auto"/>
         <w:jc w:val="both"/>
       </w:pPr>
-      <w:proofErr w:type="gramStart"/>
-      <w:r>
-        <w:t>git</w:t>
-      </w:r>
-      <w:proofErr w:type="gramEnd"/>
-      <w:r>
-        <w:t xml:space="preserve"> </w:t>
-      </w:r>
-      <w:proofErr w:type="gramStart"/>
-      <w:r>
-        <w:t>checkout</w:t>
-      </w:r>
-      <w:proofErr w:type="gramEnd"/>
-      <w:r>
-        <w:t xml:space="preserve"> </w:t>
-      </w:r>
-      <w:proofErr w:type="gramStart"/>
-      <w:r>
-        <w:t>develop</w:t>
-      </w:r>
-      <w:proofErr w:type="gramEnd"/>
+      <w:r>
+        <w:t>git checkout develop</w:t>
+      </w:r>
     </w:p>
     <w:p>
       <w:pPr>
@@ -1082,15 +891,7 @@
         <w:jc w:val="both"/>
       </w:pPr>
       <w:r>
-        <w:t xml:space="preserve">All development work is done in the </w:t>
-      </w:r>
-      <w:proofErr w:type="gramStart"/>
-      <w:r>
-        <w:t>develop</w:t>
-      </w:r>
-      <w:proofErr w:type="gramEnd"/>
-      <w:r>
-        <w:t xml:space="preserve"> branch.</w:t>
+        <w:t>All development work is done in the develop branch.</w:t>
       </w:r>
     </w:p>
     <w:p>
@@ -1112,13 +913,8 @@
         <w:jc w:val="both"/>
       </w:pPr>
       <w:r>
-        <w:t xml:space="preserve">git </w:t>
-      </w:r>
-      <w:proofErr w:type="gramStart"/>
-      <w:r>
-        <w:t>add .</w:t>
-      </w:r>
-      <w:proofErr w:type="gramEnd"/>
+        <w:t>git add .</w:t>
+      </w:r>
     </w:p>
     <w:p>
       <w:pPr>
@@ -1135,13 +931,8 @@
         <w:jc w:val="both"/>
       </w:pPr>
       <w:r>
-        <w:t xml:space="preserve">git push origin </w:t>
-      </w:r>
-      <w:proofErr w:type="gramStart"/>
-      <w:r>
-        <w:t>develop</w:t>
-      </w:r>
-      <w:proofErr w:type="gramEnd"/>
+        <w:t>git push origin develop</w:t>
+      </w:r>
     </w:p>
     <w:p>
       <w:pPr>
@@ -1161,13 +952,8 @@
         <w:spacing w:after="0" w:line="276" w:lineRule="auto"/>
         <w:jc w:val="both"/>
       </w:pPr>
-      <w:proofErr w:type="gramStart"/>
-      <w:r>
-        <w:t>git</w:t>
-      </w:r>
-      <w:proofErr w:type="gramEnd"/>
-      <w:r>
-        <w:t xml:space="preserve"> checkout test</w:t>
+      <w:r>
+        <w:t>git checkout test</w:t>
       </w:r>
     </w:p>
     <w:p>
@@ -1185,15 +971,7 @@
         <w:jc w:val="both"/>
       </w:pPr>
       <w:r>
-        <w:t xml:space="preserve">git </w:t>
-      </w:r>
-      <w:proofErr w:type="gramStart"/>
-      <w:r>
-        <w:t>merge</w:t>
-      </w:r>
-      <w:proofErr w:type="gramEnd"/>
-      <w:r>
-        <w:t xml:space="preserve"> develop</w:t>
+        <w:t>git merge develop</w:t>
       </w:r>
     </w:p>
     <w:p>
@@ -1287,27 +1065,9 @@
         <w:spacing w:after="0" w:line="276" w:lineRule="auto"/>
         <w:jc w:val="both"/>
       </w:pPr>
-      <w:proofErr w:type="gramStart"/>
-      <w:r>
-        <w:t>git</w:t>
-      </w:r>
-      <w:proofErr w:type="gramEnd"/>
-      <w:r>
-        <w:t xml:space="preserve"> </w:t>
-      </w:r>
-      <w:proofErr w:type="gramStart"/>
-      <w:r>
-        <w:t>checkout</w:t>
-      </w:r>
-      <w:proofErr w:type="gramEnd"/>
-      <w:r>
-        <w:t xml:space="preserve"> </w:t>
-      </w:r>
-      <w:proofErr w:type="gramStart"/>
-      <w:r>
-        <w:t>develop</w:t>
-      </w:r>
-      <w:proofErr w:type="gramEnd"/>
+      <w:r>
+        <w:t>git checkout develop</w:t>
+      </w:r>
     </w:p>
     <w:p>
       <w:pPr>
@@ -1352,7 +1112,6 @@
         <w:jc w:val="both"/>
       </w:pPr>
       <w:r>
-        <w:lastRenderedPageBreak/>
         <w:t>git status</w:t>
       </w:r>
     </w:p>
@@ -1381,6 +1140,7 @@
         <w:jc w:val="both"/>
       </w:pPr>
       <w:r>
+        <w:lastRenderedPageBreak/>
         <w:t>7. Testing Setup</w:t>
       </w:r>
     </w:p>
@@ -1432,7 +1192,6 @@
       <w:r>
         <w:t xml:space="preserve">Database validation using </w:t>
       </w:r>
-      <w:proofErr w:type="spellStart"/>
       <w:r>
         <w:rPr>
           <w:b/>
@@ -1440,7 +1199,6 @@
         </w:rPr>
         <w:t>pgAdmin</w:t>
       </w:r>
-      <w:proofErr w:type="spellEnd"/>
       <w:r>
         <w:t xml:space="preserve"> </w:t>
       </w:r>
@@ -9265,6 +9023,7 @@
   <w:style w:type="character" w:default="1" w:styleId="DefaultParagraphFont">
     <w:name w:val="Default Paragraph Font"/>
     <w:uiPriority w:val="1"/>
+    <w:semiHidden/>
     <w:unhideWhenUsed/>
   </w:style>
   <w:style w:type="table" w:default="1" w:styleId="TableNormal">
